--- a/Knowledge/3-Work knowledge/1-Software Engineering/1-Software Engineering Fundamentals/5-My Source/4-Networks Devices/9-Types of Network Cables/7-USB_Thunderbolt_Serial.docx
+++ b/Knowledge/3-Work knowledge/1-Software Engineering/1-Software Engineering Fundamentals/5-My Source/4-Networks Devices/9-Types of Network Cables/7-USB_Thunderbolt_Serial.docx
@@ -4,72 +4,39 @@
   <w:body>
     <w:p>
       <w:pPr>
-        <w:keepNext/>
-        <w:keepLines/>
-        <w:spacing w:before="360" w:after="80" w:line="276" w:lineRule="auto"/>
-        <w:outlineLvl w:val="0"/>
-        <w:rPr>
-          <w:rFonts w:asciiTheme="majorHAnsi" w:eastAsiaTheme="majorEastAsia" w:hAnsiTheme="majorHAnsi" w:cstheme="majorBidi"/>
-          <w:color w:val="2F5496" w:themeColor="accent1" w:themeShade="BF"/>
-          <w:kern w:val="0"/>
-          <w:sz w:val="40"/>
-          <w:szCs w:val="40"/>
-          <w:lang w:val="en"/>
-          <w14:ligatures w14:val="none"/>
+        <w:pStyle w:val="Heading1"/>
+        <w:rPr>
+          <w:lang w:val="en"/>
         </w:rPr>
       </w:pPr>
       <w:bookmarkStart w:id="0" w:name="_kh791lbwe5oy" w:colFirst="0" w:colLast="0"/>
       <w:bookmarkEnd w:id="0"/>
       <w:r>
         <w:rPr>
-          <w:rFonts w:asciiTheme="majorHAnsi" w:eastAsiaTheme="majorEastAsia" w:hAnsiTheme="majorHAnsi" w:cstheme="majorBidi"/>
-          <w:color w:val="2F5496" w:themeColor="accent1" w:themeShade="BF"/>
-          <w:kern w:val="0"/>
-          <w:sz w:val="40"/>
-          <w:szCs w:val="40"/>
-          <w:lang w:val="en"/>
-          <w14:ligatures w14:val="none"/>
+          <w:lang w:val="en"/>
         </w:rPr>
         <w:t>USB/Thunderbolt/Serial</w:t>
       </w:r>
     </w:p>
     <w:p>
       <w:pPr>
-        <w:spacing w:before="280" w:after="80" w:line="276" w:lineRule="auto"/>
-        <w:outlineLvl w:val="1"/>
-        <w:rPr>
-          <w:rFonts w:asciiTheme="majorHAnsi" w:eastAsiaTheme="majorEastAsia" w:hAnsiTheme="majorHAnsi" w:cstheme="majorBidi"/>
-          <w:color w:val="2F5496" w:themeColor="accent1" w:themeShade="BF"/>
-          <w:kern w:val="0"/>
-          <w:sz w:val="32"/>
-          <w:szCs w:val="32"/>
-          <w:lang w:val="en"/>
-          <w14:ligatures w14:val="none"/>
+        <w:pStyle w:val="Heading2"/>
+        <w:rPr>
+          <w:lang w:val="en"/>
         </w:rPr>
       </w:pPr>
       <w:bookmarkStart w:id="1" w:name="_ro0rx5bsqd6f" w:colFirst="0" w:colLast="0"/>
       <w:bookmarkEnd w:id="1"/>
       <w:r>
         <w:rPr>
-          <w:rFonts w:ascii="Segoe UI Emoji" w:eastAsiaTheme="majorEastAsia" w:hAnsi="Segoe UI Emoji" w:cs="Segoe UI Emoji"/>
-          <w:color w:val="2F5496" w:themeColor="accent1" w:themeShade="BF"/>
-          <w:kern w:val="0"/>
-          <w:sz w:val="32"/>
-          <w:szCs w:val="32"/>
-          <w:lang w:val="en"/>
-          <w14:ligatures w14:val="none"/>
+          <w:rFonts w:ascii="Segoe UI Emoji" w:hAnsi="Segoe UI Emoji" w:cs="Segoe UI Emoji"/>
+          <w:lang w:val="en"/>
         </w:rPr>
         <w:t>🔌</w:t>
       </w:r>
       <w:r>
         <w:rPr>
-          <w:rFonts w:asciiTheme="majorHAnsi" w:eastAsiaTheme="majorEastAsia" w:hAnsiTheme="majorHAnsi" w:cstheme="majorBidi"/>
-          <w:color w:val="2F5496" w:themeColor="accent1" w:themeShade="BF"/>
-          <w:kern w:val="0"/>
-          <w:sz w:val="32"/>
-          <w:szCs w:val="32"/>
-          <w:lang w:val="en"/>
-          <w14:ligatures w14:val="none"/>
+          <w:lang w:val="en"/>
         </w:rPr>
         <w:t xml:space="preserve"> What Are USB / Thunderbolt / Serial Cables in Networking?</w:t>
       </w:r>
@@ -111,6 +78,7 @@
         </w:rPr>
         <w:t xml:space="preserve">: </w:t>
       </w:r>
+      <w:proofErr w:type="spellStart"/>
       <w:r>
         <w:rPr>
           <w:rFonts w:ascii="Arial" w:eastAsia="Arial" w:hAnsi="Arial" w:cs="Arial"/>
@@ -122,7 +90,21 @@
           <w:lang w:val="en"/>
           <w14:ligatures w14:val="none"/>
         </w:rPr>
-        <w:t>Chatgpt (GPT</w:t>
+        <w:t>Chatgpt</w:t>
+      </w:r>
+      <w:proofErr w:type="spellEnd"/>
+      <w:r>
+        <w:rPr>
+          <w:rFonts w:ascii="Arial" w:eastAsia="Arial" w:hAnsi="Arial" w:cs="Arial"/>
+          <w:b/>
+          <w:kern w:val="0"/>
+          <w:sz w:val="22"/>
+          <w:szCs w:val="22"/>
+          <w:highlight w:val="darkGray"/>
+          <w:lang w:val="en"/>
+          <w14:ligatures w14:val="none"/>
+        </w:rPr>
+        <w:t xml:space="preserve"> (GPT</w:t>
       </w:r>
       <w:r>
         <w:rPr>
@@ -207,41 +189,23 @@
     </w:p>
     <w:p>
       <w:pPr>
-        <w:spacing w:before="280" w:after="80" w:line="276" w:lineRule="auto"/>
-        <w:outlineLvl w:val="1"/>
-        <w:rPr>
-          <w:rFonts w:asciiTheme="majorHAnsi" w:eastAsiaTheme="majorEastAsia" w:hAnsiTheme="majorHAnsi" w:cstheme="majorBidi"/>
-          <w:color w:val="2F5496" w:themeColor="accent1" w:themeShade="BF"/>
-          <w:kern w:val="0"/>
-          <w:sz w:val="32"/>
-          <w:szCs w:val="32"/>
-          <w:lang w:val="en"/>
-          <w14:ligatures w14:val="none"/>
+        <w:pStyle w:val="Heading2"/>
+        <w:rPr>
+          <w:lang w:val="en"/>
         </w:rPr>
       </w:pPr>
       <w:bookmarkStart w:id="2" w:name="_x7zvhw22di3d" w:colFirst="0" w:colLast="0"/>
       <w:bookmarkEnd w:id="2"/>
       <w:r>
         <w:rPr>
-          <w:rFonts w:ascii="Segoe UI Emoji" w:eastAsiaTheme="majorEastAsia" w:hAnsi="Segoe UI Emoji" w:cs="Segoe UI Emoji"/>
-          <w:color w:val="2F5496" w:themeColor="accent1" w:themeShade="BF"/>
-          <w:kern w:val="0"/>
-          <w:sz w:val="32"/>
-          <w:szCs w:val="32"/>
-          <w:lang w:val="en"/>
-          <w14:ligatures w14:val="none"/>
+          <w:rFonts w:ascii="Segoe UI Emoji" w:hAnsi="Segoe UI Emoji" w:cs="Segoe UI Emoji"/>
+          <w:lang w:val="en"/>
         </w:rPr>
         <w:t>📦</w:t>
       </w:r>
       <w:r>
         <w:rPr>
-          <w:rFonts w:asciiTheme="majorHAnsi" w:eastAsiaTheme="majorEastAsia" w:hAnsiTheme="majorHAnsi" w:cstheme="majorBidi"/>
-          <w:color w:val="2F5496" w:themeColor="accent1" w:themeShade="BF"/>
-          <w:kern w:val="0"/>
-          <w:sz w:val="32"/>
-          <w:szCs w:val="32"/>
-          <w:lang w:val="en"/>
-          <w14:ligatures w14:val="none"/>
+          <w:lang w:val="en"/>
         </w:rPr>
         <w:t xml:space="preserve"> Belongs to:</w:t>
       </w:r>
@@ -283,6 +247,7 @@
         </w:rPr>
         <w:t xml:space="preserve">: </w:t>
       </w:r>
+      <w:proofErr w:type="spellStart"/>
       <w:r>
         <w:rPr>
           <w:rFonts w:ascii="Arial" w:eastAsia="Arial" w:hAnsi="Arial" w:cs="Arial"/>
@@ -294,7 +259,21 @@
           <w:lang w:val="en"/>
           <w14:ligatures w14:val="none"/>
         </w:rPr>
-        <w:t>Chatgpt (GPT</w:t>
+        <w:t>Chatgpt</w:t>
+      </w:r>
+      <w:proofErr w:type="spellEnd"/>
+      <w:r>
+        <w:rPr>
+          <w:rFonts w:ascii="Arial" w:eastAsia="Arial" w:hAnsi="Arial" w:cs="Arial"/>
+          <w:b/>
+          <w:kern w:val="0"/>
+          <w:sz w:val="22"/>
+          <w:szCs w:val="22"/>
+          <w:highlight w:val="darkGray"/>
+          <w:lang w:val="en"/>
+          <w14:ligatures w14:val="none"/>
+        </w:rPr>
+        <w:t xml:space="preserve"> (GPT</w:t>
       </w:r>
       <w:r>
         <w:rPr>
@@ -419,84 +398,46 @@
     </w:p>
     <w:p>
       <w:pPr>
-        <w:spacing w:before="280" w:after="80" w:line="276" w:lineRule="auto"/>
-        <w:outlineLvl w:val="1"/>
-        <w:rPr>
-          <w:rFonts w:asciiTheme="majorHAnsi" w:eastAsiaTheme="majorEastAsia" w:hAnsiTheme="majorHAnsi" w:cstheme="majorBidi"/>
-          <w:color w:val="2F5496" w:themeColor="accent1" w:themeShade="BF"/>
-          <w:kern w:val="0"/>
-          <w:sz w:val="32"/>
-          <w:szCs w:val="32"/>
-          <w:lang w:val="en"/>
-          <w14:ligatures w14:val="none"/>
+        <w:pStyle w:val="Heading2"/>
+        <w:rPr>
+          <w:lang w:val="en"/>
         </w:rPr>
       </w:pPr>
       <w:bookmarkStart w:id="3" w:name="_1rgzac5pmwch" w:colFirst="0" w:colLast="0"/>
       <w:bookmarkEnd w:id="3"/>
       <w:r>
         <w:rPr>
-          <w:rFonts w:ascii="Segoe UI Emoji" w:eastAsiaTheme="majorEastAsia" w:hAnsi="Segoe UI Emoji" w:cs="Segoe UI Emoji"/>
-          <w:color w:val="2F5496" w:themeColor="accent1" w:themeShade="BF"/>
-          <w:kern w:val="0"/>
-          <w:sz w:val="32"/>
-          <w:szCs w:val="32"/>
-          <w:lang w:val="en"/>
-          <w14:ligatures w14:val="none"/>
+          <w:rFonts w:ascii="Segoe UI Emoji" w:hAnsi="Segoe UI Emoji" w:cs="Segoe UI Emoji"/>
+          <w:lang w:val="en"/>
         </w:rPr>
         <w:t>🧾</w:t>
       </w:r>
       <w:r>
         <w:rPr>
-          <w:rFonts w:asciiTheme="majorHAnsi" w:eastAsiaTheme="majorEastAsia" w:hAnsiTheme="majorHAnsi" w:cstheme="majorBidi"/>
-          <w:color w:val="2F5496" w:themeColor="accent1" w:themeShade="BF"/>
-          <w:kern w:val="0"/>
-          <w:sz w:val="32"/>
-          <w:szCs w:val="32"/>
-          <w:lang w:val="en"/>
-          <w14:ligatures w14:val="none"/>
+          <w:lang w:val="en"/>
         </w:rPr>
         <w:t xml:space="preserve"> Breakdown of Each:</w:t>
       </w:r>
     </w:p>
     <w:p>
       <w:pPr>
-        <w:keepNext/>
-        <w:keepLines/>
-        <w:spacing w:before="160" w:after="80" w:line="276" w:lineRule="auto"/>
-        <w:outlineLvl w:val="2"/>
-        <w:rPr>
-          <w:rFonts w:ascii="Arial" w:eastAsiaTheme="majorEastAsia" w:hAnsi="Arial" w:cstheme="majorBidi"/>
-          <w:color w:val="2F5496" w:themeColor="accent1" w:themeShade="BF"/>
-          <w:kern w:val="0"/>
-          <w:sz w:val="28"/>
-          <w:szCs w:val="28"/>
-          <w:lang w:val="en"/>
-          <w14:ligatures w14:val="none"/>
+        <w:pStyle w:val="Heading3"/>
+        <w:rPr>
+          <w:lang w:val="en"/>
         </w:rPr>
       </w:pPr>
       <w:bookmarkStart w:id="4" w:name="_uddfaup0y0bx" w:colFirst="0" w:colLast="0"/>
       <w:bookmarkEnd w:id="4"/>
       <w:r>
         <w:rPr>
-          <w:rFonts w:ascii="Segoe UI Emoji" w:eastAsiaTheme="majorEastAsia" w:hAnsi="Segoe UI Emoji" w:cs="Segoe UI Emoji"/>
-          <w:color w:val="2F5496" w:themeColor="accent1" w:themeShade="BF"/>
-          <w:kern w:val="0"/>
-          <w:sz w:val="28"/>
-          <w:szCs w:val="28"/>
-          <w:lang w:val="en"/>
-          <w14:ligatures w14:val="none"/>
+          <w:rFonts w:ascii="Segoe UI Emoji" w:hAnsi="Segoe UI Emoji" w:cs="Segoe UI Emoji"/>
+          <w:lang w:val="en"/>
         </w:rPr>
         <w:t>🟦</w:t>
       </w:r>
       <w:r>
         <w:rPr>
-          <w:rFonts w:ascii="Arial" w:eastAsiaTheme="majorEastAsia" w:hAnsi="Arial" w:cstheme="majorBidi"/>
-          <w:color w:val="2F5496" w:themeColor="accent1" w:themeShade="BF"/>
-          <w:kern w:val="0"/>
-          <w:sz w:val="28"/>
-          <w:szCs w:val="28"/>
-          <w:lang w:val="en"/>
-          <w14:ligatures w14:val="none"/>
+          <w:lang w:val="en"/>
         </w:rPr>
         <w:t xml:space="preserve"> 1. USB (Universal Serial Bus)</w:t>
       </w:r>
@@ -538,6 +479,7 @@
         </w:rPr>
         <w:t xml:space="preserve">: </w:t>
       </w:r>
+      <w:proofErr w:type="spellStart"/>
       <w:r>
         <w:rPr>
           <w:rFonts w:ascii="Arial" w:eastAsia="Arial" w:hAnsi="Arial" w:cs="Arial"/>
@@ -549,7 +491,21 @@
           <w:lang w:val="en"/>
           <w14:ligatures w14:val="none"/>
         </w:rPr>
-        <w:t>Chatgpt (GPT</w:t>
+        <w:t>Chatgpt</w:t>
+      </w:r>
+      <w:proofErr w:type="spellEnd"/>
+      <w:r>
+        <w:rPr>
+          <w:rFonts w:ascii="Arial" w:eastAsia="Arial" w:hAnsi="Arial" w:cs="Arial"/>
+          <w:b/>
+          <w:kern w:val="0"/>
+          <w:sz w:val="22"/>
+          <w:szCs w:val="22"/>
+          <w:highlight w:val="darkGray"/>
+          <w:lang w:val="en"/>
+          <w14:ligatures w14:val="none"/>
+        </w:rPr>
+        <w:t xml:space="preserve"> (GPT</w:t>
       </w:r>
       <w:r>
         <w:rPr>
@@ -700,6 +656,7 @@
                 <w:lang w:val="en"/>
                 <w14:ligatures w14:val="none"/>
               </w:rPr>
+              <w:lastRenderedPageBreak/>
               <w:t>Feature</w:t>
             </w:r>
           </w:p>
@@ -1218,35 +1175,16 @@
     </w:tbl>
     <w:p>
       <w:pPr>
-        <w:keepNext/>
-        <w:keepLines/>
-        <w:spacing w:before="80" w:after="40" w:line="276" w:lineRule="auto"/>
-        <w:outlineLvl w:val="3"/>
-        <w:rPr>
-          <w:rFonts w:ascii="Arial" w:eastAsiaTheme="majorEastAsia" w:hAnsi="Arial" w:cstheme="majorBidi"/>
-          <w:i/>
-          <w:iCs/>
-          <w:color w:val="2F5496" w:themeColor="accent1" w:themeShade="BF"/>
-          <w:kern w:val="0"/>
-          <w:sz w:val="22"/>
-          <w:szCs w:val="22"/>
-          <w:lang w:val="en"/>
-          <w14:ligatures w14:val="none"/>
+        <w:pStyle w:val="Heading4"/>
+        <w:rPr>
+          <w:lang w:val="en"/>
         </w:rPr>
       </w:pPr>
       <w:bookmarkStart w:id="5" w:name="_1dswiruyzskx" w:colFirst="0" w:colLast="0"/>
       <w:bookmarkEnd w:id="5"/>
       <w:r>
         <w:rPr>
-          <w:rFonts w:ascii="Arial" w:eastAsiaTheme="majorEastAsia" w:hAnsi="Arial" w:cstheme="majorBidi"/>
-          <w:i/>
-          <w:iCs/>
-          <w:color w:val="2F5496" w:themeColor="accent1" w:themeShade="BF"/>
-          <w:kern w:val="0"/>
-          <w:sz w:val="22"/>
-          <w:szCs w:val="22"/>
-          <w:lang w:val="en"/>
-          <w14:ligatures w14:val="none"/>
+          <w:lang w:val="en"/>
         </w:rPr>
         <w:t>USB photo</w:t>
       </w:r>
@@ -1299,7 +1237,35 @@
           <w:lang w:val="en"/>
           <w14:ligatures w14:val="none"/>
         </w:rPr>
-        <w:t>Windows Screenshots (using Lightshot Program) at [12/18/2025]</w:t>
+        <w:t xml:space="preserve">Windows Screenshots (using </w:t>
+      </w:r>
+      <w:proofErr w:type="spellStart"/>
+      <w:r>
+        <w:rPr>
+          <w:rFonts w:ascii="Arial" w:eastAsia="Arial" w:hAnsi="Arial" w:cs="Arial"/>
+          <w:b/>
+          <w:kern w:val="0"/>
+          <w:sz w:val="22"/>
+          <w:szCs w:val="22"/>
+          <w:highlight w:val="darkGray"/>
+          <w:lang w:val="en"/>
+          <w14:ligatures w14:val="none"/>
+        </w:rPr>
+        <w:t>Lightshot</w:t>
+      </w:r>
+      <w:proofErr w:type="spellEnd"/>
+      <w:r>
+        <w:rPr>
+          <w:rFonts w:ascii="Arial" w:eastAsia="Arial" w:hAnsi="Arial" w:cs="Arial"/>
+          <w:b/>
+          <w:kern w:val="0"/>
+          <w:sz w:val="22"/>
+          <w:szCs w:val="22"/>
+          <w:highlight w:val="darkGray"/>
+          <w:lang w:val="en"/>
+          <w14:ligatures w14:val="none"/>
+        </w:rPr>
+        <w:t xml:space="preserve"> Program) at [12/18/2025]</w:t>
       </w:r>
     </w:p>
     <w:p>
@@ -1368,47 +1334,23 @@
     </w:p>
     <w:p>
       <w:pPr>
-        <w:spacing w:before="280" w:after="80" w:line="276" w:lineRule="auto"/>
-        <w:outlineLvl w:val="2"/>
-        <w:rPr>
-          <w:rFonts w:ascii="Arial" w:eastAsiaTheme="majorEastAsia" w:hAnsi="Arial" w:cstheme="majorBidi"/>
-          <w:b/>
-          <w:bCs/>
-          <w:color w:val="000000"/>
-          <w:kern w:val="0"/>
-          <w:sz w:val="26"/>
-          <w:szCs w:val="26"/>
-          <w:lang w:val="en"/>
-          <w14:ligatures w14:val="none"/>
+        <w:pStyle w:val="Heading3"/>
+        <w:rPr>
+          <w:lang w:val="en"/>
         </w:rPr>
       </w:pPr>
       <w:bookmarkStart w:id="7" w:name="_kfnvzoav7bb5" w:colFirst="0" w:colLast="0"/>
       <w:bookmarkEnd w:id="7"/>
       <w:r>
         <w:rPr>
-          <w:rFonts w:ascii="Segoe UI Emoji" w:eastAsiaTheme="majorEastAsia" w:hAnsi="Segoe UI Emoji" w:cs="Segoe UI Emoji"/>
-          <w:b/>
-          <w:bCs/>
-          <w:color w:val="000000"/>
-          <w:kern w:val="0"/>
-          <w:sz w:val="26"/>
-          <w:szCs w:val="26"/>
-          <w:lang w:val="en"/>
-          <w14:ligatures w14:val="none"/>
+          <w:rFonts w:ascii="Segoe UI Emoji" w:hAnsi="Segoe UI Emoji" w:cs="Segoe UI Emoji"/>
+          <w:lang w:val="en"/>
         </w:rPr>
         <w:t>⚡</w:t>
       </w:r>
       <w:r>
         <w:rPr>
-          <w:rFonts w:ascii="Arial" w:eastAsiaTheme="majorEastAsia" w:hAnsi="Arial" w:cstheme="majorBidi"/>
-          <w:b/>
-          <w:bCs/>
-          <w:color w:val="000000"/>
-          <w:kern w:val="0"/>
-          <w:sz w:val="26"/>
-          <w:szCs w:val="26"/>
-          <w:lang w:val="en"/>
-          <w14:ligatures w14:val="none"/>
+          <w:lang w:val="en"/>
         </w:rPr>
         <w:t xml:space="preserve"> 2. Thunderbolt</w:t>
       </w:r>
@@ -1450,6 +1392,7 @@
         </w:rPr>
         <w:t xml:space="preserve">: </w:t>
       </w:r>
+      <w:proofErr w:type="spellStart"/>
       <w:r>
         <w:rPr>
           <w:rFonts w:ascii="Arial" w:eastAsia="Arial" w:hAnsi="Arial" w:cs="Arial"/>
@@ -1461,7 +1404,21 @@
           <w:lang w:val="en"/>
           <w14:ligatures w14:val="none"/>
         </w:rPr>
-        <w:t>Chatgpt (GPT</w:t>
+        <w:t>Chatgpt</w:t>
+      </w:r>
+      <w:proofErr w:type="spellEnd"/>
+      <w:r>
+        <w:rPr>
+          <w:rFonts w:ascii="Arial" w:eastAsia="Arial" w:hAnsi="Arial" w:cs="Arial"/>
+          <w:b/>
+          <w:kern w:val="0"/>
+          <w:sz w:val="22"/>
+          <w:szCs w:val="22"/>
+          <w:highlight w:val="darkGray"/>
+          <w:lang w:val="en"/>
+          <w14:ligatures w14:val="none"/>
+        </w:rPr>
+        <w:t xml:space="preserve"> (GPT</w:t>
       </w:r>
       <w:r>
         <w:rPr>
@@ -1512,6 +1469,7 @@
           <w:lang w:val="en"/>
           <w14:ligatures w14:val="none"/>
         </w:rPr>
+        <w:lastRenderedPageBreak/>
         <w:drawing>
           <wp:inline distT="114300" distB="114300" distL="114300" distR="114300" wp14:anchorId="6E991F0C" wp14:editId="0348F424">
             <wp:extent cx="5943600" cy="2171700"/>
@@ -2130,35 +2088,16 @@
     </w:tbl>
     <w:p>
       <w:pPr>
-        <w:keepNext/>
-        <w:keepLines/>
-        <w:spacing w:before="80" w:after="40" w:line="276" w:lineRule="auto"/>
-        <w:outlineLvl w:val="3"/>
-        <w:rPr>
-          <w:rFonts w:ascii="Arial" w:eastAsiaTheme="majorEastAsia" w:hAnsi="Arial" w:cstheme="majorBidi"/>
-          <w:i/>
-          <w:iCs/>
-          <w:color w:val="2F5496" w:themeColor="accent1" w:themeShade="BF"/>
-          <w:kern w:val="0"/>
-          <w:sz w:val="22"/>
-          <w:szCs w:val="22"/>
-          <w:lang w:val="en"/>
-          <w14:ligatures w14:val="none"/>
+        <w:pStyle w:val="Heading4"/>
+        <w:rPr>
+          <w:lang w:val="en"/>
         </w:rPr>
       </w:pPr>
       <w:bookmarkStart w:id="8" w:name="_gk4wxz7v158m" w:colFirst="0" w:colLast="0"/>
       <w:bookmarkEnd w:id="8"/>
       <w:r>
         <w:rPr>
-          <w:rFonts w:ascii="Arial" w:eastAsiaTheme="majorEastAsia" w:hAnsi="Arial" w:cstheme="majorBidi"/>
-          <w:i/>
-          <w:iCs/>
-          <w:color w:val="2F5496" w:themeColor="accent1" w:themeShade="BF"/>
-          <w:kern w:val="0"/>
-          <w:sz w:val="22"/>
-          <w:szCs w:val="22"/>
-          <w:lang w:val="en"/>
-          <w14:ligatures w14:val="none"/>
+          <w:lang w:val="en"/>
         </w:rPr>
         <w:t>Thunderbolt photo</w:t>
       </w:r>
@@ -2214,7 +2153,35 @@
           <w:lang w:val="en"/>
           <w14:ligatures w14:val="none"/>
         </w:rPr>
-        <w:t>Windows Screenshots (using Lightshot Program) at [12/18/2025]</w:t>
+        <w:t xml:space="preserve">Windows Screenshots (using </w:t>
+      </w:r>
+      <w:proofErr w:type="spellStart"/>
+      <w:r>
+        <w:rPr>
+          <w:rFonts w:ascii="Arial" w:eastAsia="Arial" w:hAnsi="Arial" w:cs="Arial"/>
+          <w:b/>
+          <w:kern w:val="0"/>
+          <w:sz w:val="22"/>
+          <w:szCs w:val="22"/>
+          <w:highlight w:val="darkGray"/>
+          <w:lang w:val="en"/>
+          <w14:ligatures w14:val="none"/>
+        </w:rPr>
+        <w:t>Lightshot</w:t>
+      </w:r>
+      <w:proofErr w:type="spellEnd"/>
+      <w:r>
+        <w:rPr>
+          <w:rFonts w:ascii="Arial" w:eastAsia="Arial" w:hAnsi="Arial" w:cs="Arial"/>
+          <w:b/>
+          <w:kern w:val="0"/>
+          <w:sz w:val="22"/>
+          <w:szCs w:val="22"/>
+          <w:highlight w:val="darkGray"/>
+          <w:lang w:val="en"/>
+          <w14:ligatures w14:val="none"/>
+        </w:rPr>
+        <w:t xml:space="preserve"> Program) at [12/18/2025]</w:t>
       </w:r>
     </w:p>
     <w:p>
@@ -2278,47 +2245,24 @@
     </w:p>
     <w:p>
       <w:pPr>
-        <w:spacing w:before="280" w:after="80" w:line="276" w:lineRule="auto"/>
-        <w:outlineLvl w:val="2"/>
-        <w:rPr>
-          <w:rFonts w:ascii="Arial" w:eastAsiaTheme="majorEastAsia" w:hAnsi="Arial" w:cstheme="majorBidi"/>
-          <w:b/>
-          <w:bCs/>
-          <w:color w:val="000000"/>
-          <w:kern w:val="0"/>
-          <w:sz w:val="26"/>
-          <w:szCs w:val="26"/>
-          <w:lang w:val="en"/>
-          <w14:ligatures w14:val="none"/>
+        <w:pStyle w:val="Heading3"/>
+        <w:rPr>
+          <w:lang w:val="en"/>
         </w:rPr>
       </w:pPr>
       <w:bookmarkStart w:id="9" w:name="_c0mh1ergqcvq" w:colFirst="0" w:colLast="0"/>
       <w:bookmarkEnd w:id="9"/>
       <w:r>
         <w:rPr>
-          <w:rFonts w:ascii="Segoe UI Emoji" w:eastAsiaTheme="majorEastAsia" w:hAnsi="Segoe UI Emoji" w:cs="Segoe UI Emoji"/>
-          <w:b/>
-          <w:bCs/>
-          <w:color w:val="000000"/>
-          <w:kern w:val="0"/>
-          <w:sz w:val="26"/>
-          <w:szCs w:val="26"/>
-          <w:lang w:val="en"/>
-          <w14:ligatures w14:val="none"/>
-        </w:rPr>
+          <w:rFonts w:ascii="Segoe UI Emoji" w:hAnsi="Segoe UI Emoji" w:cs="Segoe UI Emoji"/>
+          <w:lang w:val="en"/>
+        </w:rPr>
+        <w:lastRenderedPageBreak/>
         <w:t>🔘</w:t>
       </w:r>
       <w:r>
         <w:rPr>
-          <w:rFonts w:ascii="Arial" w:eastAsiaTheme="majorEastAsia" w:hAnsi="Arial" w:cstheme="majorBidi"/>
-          <w:b/>
-          <w:bCs/>
-          <w:color w:val="000000"/>
-          <w:kern w:val="0"/>
-          <w:sz w:val="26"/>
-          <w:szCs w:val="26"/>
-          <w:lang w:val="en"/>
-          <w14:ligatures w14:val="none"/>
+          <w:lang w:val="en"/>
         </w:rPr>
         <w:t xml:space="preserve"> 3. Serial (RS-232)</w:t>
       </w:r>
@@ -2360,6 +2304,7 @@
         </w:rPr>
         <w:t xml:space="preserve">: </w:t>
       </w:r>
+      <w:proofErr w:type="spellStart"/>
       <w:r>
         <w:rPr>
           <w:rFonts w:ascii="Arial" w:eastAsia="Arial" w:hAnsi="Arial" w:cs="Arial"/>
@@ -2371,7 +2316,21 @@
           <w:lang w:val="en"/>
           <w14:ligatures w14:val="none"/>
         </w:rPr>
-        <w:t>Chatgpt (GPT</w:t>
+        <w:t>Chatgpt</w:t>
+      </w:r>
+      <w:proofErr w:type="spellEnd"/>
+      <w:r>
+        <w:rPr>
+          <w:rFonts w:ascii="Arial" w:eastAsia="Arial" w:hAnsi="Arial" w:cs="Arial"/>
+          <w:b/>
+          <w:kern w:val="0"/>
+          <w:sz w:val="22"/>
+          <w:szCs w:val="22"/>
+          <w:highlight w:val="darkGray"/>
+          <w:lang w:val="en"/>
+          <w14:ligatures w14:val="none"/>
+        </w:rPr>
+        <w:t xml:space="preserve"> (GPT</w:t>
       </w:r>
       <w:r>
         <w:rPr>
@@ -3067,35 +3026,16 @@
     </w:p>
     <w:p>
       <w:pPr>
-        <w:keepNext/>
-        <w:keepLines/>
-        <w:spacing w:before="80" w:after="40" w:line="276" w:lineRule="auto"/>
-        <w:outlineLvl w:val="3"/>
-        <w:rPr>
-          <w:rFonts w:ascii="Arial" w:eastAsiaTheme="majorEastAsia" w:hAnsi="Arial" w:cstheme="majorBidi"/>
-          <w:i/>
-          <w:iCs/>
-          <w:color w:val="2F5496" w:themeColor="accent1" w:themeShade="BF"/>
-          <w:kern w:val="0"/>
-          <w:sz w:val="22"/>
-          <w:szCs w:val="22"/>
-          <w:lang w:val="en"/>
-          <w14:ligatures w14:val="none"/>
+        <w:pStyle w:val="Heading4"/>
+        <w:rPr>
+          <w:lang w:val="en"/>
         </w:rPr>
       </w:pPr>
       <w:bookmarkStart w:id="10" w:name="_qa3rfyl33ysw" w:colFirst="0" w:colLast="0"/>
       <w:bookmarkEnd w:id="10"/>
       <w:r>
         <w:rPr>
-          <w:rFonts w:ascii="Arial" w:eastAsiaTheme="majorEastAsia" w:hAnsi="Arial" w:cstheme="majorBidi"/>
-          <w:i/>
-          <w:iCs/>
-          <w:color w:val="2F5496" w:themeColor="accent1" w:themeShade="BF"/>
-          <w:kern w:val="0"/>
-          <w:sz w:val="22"/>
-          <w:szCs w:val="22"/>
-          <w:lang w:val="en"/>
-          <w14:ligatures w14:val="none"/>
+          <w:lang w:val="en"/>
         </w:rPr>
         <w:t>Serial (RS-232) photo</w:t>
       </w:r>
@@ -3151,7 +3091,35 @@
           <w:lang w:val="en"/>
           <w14:ligatures w14:val="none"/>
         </w:rPr>
-        <w:t>Windows Screenshots (using Lightshot Program) at [12/18/2025]</w:t>
+        <w:t xml:space="preserve">Windows Screenshots (using </w:t>
+      </w:r>
+      <w:proofErr w:type="spellStart"/>
+      <w:r>
+        <w:rPr>
+          <w:rFonts w:ascii="Arial" w:eastAsia="Arial" w:hAnsi="Arial" w:cs="Arial"/>
+          <w:b/>
+          <w:kern w:val="0"/>
+          <w:sz w:val="22"/>
+          <w:szCs w:val="22"/>
+          <w:highlight w:val="darkGray"/>
+          <w:lang w:val="en"/>
+          <w14:ligatures w14:val="none"/>
+        </w:rPr>
+        <w:t>Lightshot</w:t>
+      </w:r>
+      <w:proofErr w:type="spellEnd"/>
+      <w:r>
+        <w:rPr>
+          <w:rFonts w:ascii="Arial" w:eastAsia="Arial" w:hAnsi="Arial" w:cs="Arial"/>
+          <w:b/>
+          <w:kern w:val="0"/>
+          <w:sz w:val="22"/>
+          <w:szCs w:val="22"/>
+          <w:highlight w:val="darkGray"/>
+          <w:lang w:val="en"/>
+          <w14:ligatures w14:val="none"/>
+        </w:rPr>
+        <w:t xml:space="preserve"> Program) at [12/18/2025]</w:t>
       </w:r>
     </w:p>
     <w:p>
@@ -3217,41 +3185,24 @@
     </w:p>
     <w:p>
       <w:pPr>
-        <w:spacing w:before="280" w:after="80" w:line="276" w:lineRule="auto"/>
-        <w:outlineLvl w:val="1"/>
-        <w:rPr>
-          <w:rFonts w:asciiTheme="majorHAnsi" w:eastAsiaTheme="majorEastAsia" w:hAnsiTheme="majorHAnsi" w:cstheme="majorBidi"/>
-          <w:color w:val="2F5496" w:themeColor="accent1" w:themeShade="BF"/>
-          <w:kern w:val="0"/>
-          <w:sz w:val="32"/>
-          <w:szCs w:val="32"/>
-          <w:lang w:val="en"/>
-          <w14:ligatures w14:val="none"/>
+        <w:pStyle w:val="Heading2"/>
+        <w:rPr>
+          <w:lang w:val="en"/>
         </w:rPr>
       </w:pPr>
       <w:bookmarkStart w:id="12" w:name="_o7xrhwde4rxp" w:colFirst="0" w:colLast="0"/>
       <w:bookmarkEnd w:id="12"/>
       <w:r>
         <w:rPr>
-          <w:rFonts w:ascii="Segoe UI Emoji" w:eastAsiaTheme="majorEastAsia" w:hAnsi="Segoe UI Emoji" w:cs="Segoe UI Emoji"/>
-          <w:color w:val="2F5496" w:themeColor="accent1" w:themeShade="BF"/>
-          <w:kern w:val="0"/>
-          <w:sz w:val="32"/>
-          <w:szCs w:val="32"/>
-          <w:lang w:val="en"/>
-          <w14:ligatures w14:val="none"/>
-        </w:rPr>
+          <w:rFonts w:ascii="Segoe UI Emoji" w:hAnsi="Segoe UI Emoji" w:cs="Segoe UI Emoji"/>
+          <w:lang w:val="en"/>
+        </w:rPr>
+        <w:lastRenderedPageBreak/>
         <w:t>📌</w:t>
       </w:r>
       <w:r>
         <w:rPr>
-          <w:rFonts w:asciiTheme="majorHAnsi" w:eastAsiaTheme="majorEastAsia" w:hAnsiTheme="majorHAnsi" w:cstheme="majorBidi"/>
-          <w:color w:val="2F5496" w:themeColor="accent1" w:themeShade="BF"/>
-          <w:kern w:val="0"/>
-          <w:sz w:val="32"/>
-          <w:szCs w:val="32"/>
-          <w:lang w:val="en"/>
-          <w14:ligatures w14:val="none"/>
+          <w:lang w:val="en"/>
         </w:rPr>
         <w:t xml:space="preserve"> Summary Comparison</w:t>
       </w:r>
@@ -3293,6 +3244,7 @@
         </w:rPr>
         <w:t xml:space="preserve">: </w:t>
       </w:r>
+      <w:proofErr w:type="spellStart"/>
       <w:r>
         <w:rPr>
           <w:rFonts w:ascii="Arial" w:eastAsia="Arial" w:hAnsi="Arial" w:cs="Arial"/>
@@ -3304,7 +3256,21 @@
           <w:lang w:val="en"/>
           <w14:ligatures w14:val="none"/>
         </w:rPr>
-        <w:t>Chatgpt (GPT</w:t>
+        <w:t>Chatgpt</w:t>
+      </w:r>
+      <w:proofErr w:type="spellEnd"/>
+      <w:r>
+        <w:rPr>
+          <w:rFonts w:ascii="Arial" w:eastAsia="Arial" w:hAnsi="Arial" w:cs="Arial"/>
+          <w:b/>
+          <w:kern w:val="0"/>
+          <w:sz w:val="22"/>
+          <w:szCs w:val="22"/>
+          <w:highlight w:val="darkGray"/>
+          <w:lang w:val="en"/>
+          <w14:ligatures w14:val="none"/>
+        </w:rPr>
+        <w:t xml:space="preserve"> (GPT</w:t>
       </w:r>
       <w:r>
         <w:rPr>
@@ -4384,16 +4350,9 @@
     </w:p>
     <w:p>
       <w:pPr>
-        <w:spacing w:before="280" w:after="80" w:line="276" w:lineRule="auto"/>
-        <w:outlineLvl w:val="1"/>
-        <w:rPr>
-          <w:rFonts w:asciiTheme="majorHAnsi" w:eastAsiaTheme="majorEastAsia" w:hAnsiTheme="majorHAnsi" w:cstheme="majorBidi"/>
-          <w:color w:val="2F5496" w:themeColor="accent1" w:themeShade="BF"/>
-          <w:kern w:val="0"/>
-          <w:sz w:val="32"/>
-          <w:szCs w:val="32"/>
-          <w:lang w:val="en"/>
-          <w14:ligatures w14:val="none"/>
+        <w:pStyle w:val="Heading2"/>
+        <w:rPr>
+          <w:lang w:val="en"/>
         </w:rPr>
       </w:pPr>
       <w:bookmarkStart w:id="13" w:name="_9y6zswrz3s7g" w:colFirst="0" w:colLast="0"/>
@@ -4401,24 +4360,14 @@
       <w:r>
         <w:rPr>
           <w:rFonts w:ascii="Segoe UI Emoji" w:eastAsia="Arial Unicode MS" w:hAnsi="Segoe UI Emoji" w:cs="Segoe UI Emoji"/>
-          <w:color w:val="2F5496" w:themeColor="accent1" w:themeShade="BF"/>
-          <w:kern w:val="0"/>
-          <w:sz w:val="32"/>
-          <w:szCs w:val="32"/>
-          <w:lang w:val="en"/>
-          <w14:ligatures w14:val="none"/>
+          <w:lang w:val="en"/>
         </w:rPr>
         <w:t>✅</w:t>
       </w:r>
       <w:r>
         <w:rPr>
-          <w:rFonts w:ascii="Arial Unicode MS" w:eastAsia="Arial Unicode MS" w:hAnsi="Arial Unicode MS" w:cs="Arial Unicode MS"/>
-          <w:color w:val="2F5496" w:themeColor="accent1" w:themeShade="BF"/>
-          <w:kern w:val="0"/>
-          <w:sz w:val="32"/>
-          <w:szCs w:val="32"/>
-          <w:lang w:val="en"/>
-          <w14:ligatures w14:val="none"/>
+          <w:rFonts w:eastAsia="Arial Unicode MS"/>
+          <w:lang w:val="en"/>
         </w:rPr>
         <w:t xml:space="preserve"> Use Cases in Networking</w:t>
       </w:r>
@@ -4460,6 +4409,7 @@
         </w:rPr>
         <w:t xml:space="preserve">: </w:t>
       </w:r>
+      <w:proofErr w:type="spellStart"/>
       <w:r>
         <w:rPr>
           <w:rFonts w:ascii="Arial" w:eastAsia="Arial" w:hAnsi="Arial" w:cs="Arial"/>
@@ -4471,7 +4421,21 @@
           <w:lang w:val="en"/>
           <w14:ligatures w14:val="none"/>
         </w:rPr>
-        <w:t>Chatgpt (GPT</w:t>
+        <w:t>Chatgpt</w:t>
+      </w:r>
+      <w:proofErr w:type="spellEnd"/>
+      <w:r>
+        <w:rPr>
+          <w:rFonts w:ascii="Arial" w:eastAsia="Arial" w:hAnsi="Arial" w:cs="Arial"/>
+          <w:b/>
+          <w:kern w:val="0"/>
+          <w:sz w:val="22"/>
+          <w:szCs w:val="22"/>
+          <w:highlight w:val="darkGray"/>
+          <w:lang w:val="en"/>
+          <w14:ligatures w14:val="none"/>
+        </w:rPr>
+        <w:t xml:space="preserve"> (GPT</w:t>
       </w:r>
       <w:r>
         <w:rPr>
@@ -5280,7 +5244,6 @@
     <w:next w:val="Normal"/>
     <w:link w:val="Heading2Char"/>
     <w:uiPriority w:val="9"/>
-    <w:semiHidden/>
     <w:unhideWhenUsed/>
     <w:qFormat/>
     <w:rsid w:val="00EA634B"/>
@@ -5303,7 +5266,6 @@
     <w:next w:val="Normal"/>
     <w:link w:val="Heading3Char"/>
     <w:uiPriority w:val="9"/>
-    <w:semiHidden/>
     <w:unhideWhenUsed/>
     <w:qFormat/>
     <w:rsid w:val="00EA634B"/>
@@ -5326,7 +5288,6 @@
     <w:next w:val="Normal"/>
     <w:link w:val="Heading4Char"/>
     <w:uiPriority w:val="9"/>
-    <w:semiHidden/>
     <w:unhideWhenUsed/>
     <w:qFormat/>
     <w:rsid w:val="00EA634B"/>
@@ -5497,7 +5458,6 @@
     <w:basedOn w:val="DefaultParagraphFont"/>
     <w:link w:val="Heading2"/>
     <w:uiPriority w:val="9"/>
-    <w:semiHidden/>
     <w:rsid w:val="00EA634B"/>
     <w:rPr>
       <w:rFonts w:asciiTheme="majorHAnsi" w:eastAsiaTheme="majorEastAsia" w:hAnsiTheme="majorHAnsi" w:cstheme="majorBidi"/>
@@ -5511,7 +5471,6 @@
     <w:basedOn w:val="DefaultParagraphFont"/>
     <w:link w:val="Heading3"/>
     <w:uiPriority w:val="9"/>
-    <w:semiHidden/>
     <w:rsid w:val="00EA634B"/>
     <w:rPr>
       <w:rFonts w:eastAsiaTheme="majorEastAsia" w:cstheme="majorBidi"/>
@@ -5525,7 +5484,6 @@
     <w:basedOn w:val="DefaultParagraphFont"/>
     <w:link w:val="Heading4"/>
     <w:uiPriority w:val="9"/>
-    <w:semiHidden/>
     <w:rsid w:val="00EA634B"/>
     <w:rPr>
       <w:rFonts w:eastAsiaTheme="majorEastAsia" w:cstheme="majorBidi"/>
